--- a/public/downloads/莊子全解-書脊.docx
+++ b/public/downloads/莊子全解-書脊.docx
@@ -10,21 +10,23 @@
       <w:r>
         <w:rPr>
           <w:rFonts w:ascii="Microsoft JhengHei" w:cs="Microsoft JhengHei" w:eastAsia="Microsoft JhengHei" w:hAnsi="Microsoft JhengHei"/>
-          <w:color w:val="666666"/>
-          <w:sz w:val="22"/>
-          <w:szCs w:val="22"/>
-        </w:rPr>
-        <w:t xml:space="preserve">書脊橫條</w:t>
-      </w:r>
-    </w:p>
-    <w:p>
-      <w:pPr>
+          <w:b/>
+          <w:bCs/>
+          <w:sz w:val="24"/>
+          <w:szCs w:val="24"/>
+        </w:rPr>
+        <w:t xml:space="preserve">書脊條（設計 18×210 mm，菊16開／241頁／80g輕質估）</w:t>
+      </w:r>
+    </w:p>
+    <w:p>
+      <w:pPr>
+        <w:spacing w:after="200"/>
         <w:jc w:val="center"/>
       </w:pPr>
       <w:r>
         <w:drawing>
           <wp:inline distT="0" distB="0" distL="0" distR="0">
-            <wp:extent cx="1238250" cy="5524500"/>
+            <wp:extent cx="647700" cy="8001000"/>
             <wp:effectExtent t="0" r="0" b="0" l="0"/>
             <wp:docPr id="1" name="" descr="" title=""/>
             <wp:cNvGraphicFramePr>
@@ -49,7 +51,7 @@
                   <pic:spPr bwMode="auto">
                     <a:xfrm>
                       <a:off x="0" y="0"/>
-                      <a:ext cx="1238250" cy="5524500"/>
+                      <a:ext cx="647700" cy="8001000"/>
                     </a:xfrm>
                     <a:prstGeom prst="rect">
                       <a:avLst/>
@@ -64,6 +66,20 @@
     </w:p>
     <w:p>
       <w:pPr>
+        <w:jc w:val="center"/>
+      </w:pPr>
+      <w:r>
+        <w:rPr>
+          <w:rFonts w:ascii="Microsoft JhengHei" w:cs="Microsoft JhengHei" w:eastAsia="Microsoft JhengHei" w:hAnsi="Microsoft JhengHei"/>
+          <w:color w:val="555555"/>
+          <w:sz w:val="18"/>
+          <w:szCs w:val="18"/>
+        </w:rPr>
+        <w:t xml:space="preserve">莊子全解．人生玩家　｜　李孟霖 編集</w:t>
+      </w:r>
+    </w:p>
+    <w:p>
+      <w:pPr>
         <w:spacing w:before="200"/>
         <w:jc w:val="center"/>
       </w:pPr>
@@ -71,30 +87,15 @@
         <w:rPr>
           <w:rFonts w:ascii="Microsoft JhengHei" w:cs="Microsoft JhengHei" w:eastAsia="Microsoft JhengHei" w:hAnsi="Microsoft JhengHei"/>
           <w:color w:val="666666"/>
-          <w:sz w:val="18"/>
-          <w:szCs w:val="18"/>
-        </w:rPr>
-        <w:t xml:space="preserve">莊子全解．人生玩家　｜　李孟霖 編集</w:t>
-      </w:r>
-    </w:p>
-    <w:p>
-      <w:pPr>
-        <w:spacing w:before="80"/>
-        <w:jc w:val="center"/>
-      </w:pPr>
-      <w:r>
-        <w:rPr>
-          <w:rFonts w:ascii="Microsoft JhengHei" w:cs="Microsoft JhengHei" w:eastAsia="Microsoft JhengHei" w:hAnsi="Microsoft JhengHei"/>
-          <w:color w:val="999999"/>
           <w:sz w:val="16"/>
           <w:szCs w:val="16"/>
         </w:rPr>
-        <w:t xml:space="preserve">裁切後可貼於膠裝書脊</w:t>
+        <w:t xml:space="preserve">90g 輕質約 21mm；請印廠以紙樣複核。正式裁切請用 PDF 第 1 頁。</w:t>
       </w:r>
     </w:p>
     <w:sectPr>
       <w:pgSz w:w="11906" w:h="16838" w:orient="portrait"/>
-      <w:pgMar w:top="1008" w:right="1008" w:bottom="1008" w:left="1008" w:header="708" w:footer="708" w:gutter="0"/>
+      <w:pgMar w:top="1440" w:right="1440" w:bottom="1440" w:left="1440" w:header="708" w:footer="708" w:gutter="0"/>
       <w:pgNumType/>
       <w:docGrid w:linePitch="360"/>
     </w:sectPr>

--- a/public/downloads/莊子全解-書脊.docx
+++ b/public/downloads/莊子全解-書脊.docx
@@ -15,7 +15,7 @@
           <w:sz w:val="24"/>
           <w:szCs w:val="24"/>
         </w:rPr>
-        <w:t xml:space="preserve">書脊條（設計 18×210 mm，菊16開／241頁／80g輕質估）</w:t>
+        <w:t xml:space="preserve">書脊條（設計 24×210 mm，菊16開／241頁／80g輕質估）</w:t>
       </w:r>
     </w:p>
     <w:p>
@@ -90,7 +90,7 @@
           <w:sz w:val="16"/>
           <w:szCs w:val="16"/>
         </w:rPr>
-        <w:t xml:space="preserve">90g 輕質約 21mm；請印廠以紙樣複核。正式裁切請用 PDF 第 1 頁。</w:t>
+        <w:t xml:space="preserve">90g 輕質約 28mm；請印廠以紙樣複核。正式裁切請用 PDF 第 1 頁。</w:t>
       </w:r>
     </w:p>
     <w:sectPr>

--- a/public/downloads/莊子全解-書脊.docx
+++ b/public/downloads/莊子全解-書脊.docx
@@ -15,7 +15,7 @@
           <w:sz w:val="24"/>
           <w:szCs w:val="24"/>
         </w:rPr>
-        <w:t xml:space="preserve">書脊條（設計 24×210 mm，菊16開／241頁／80g輕質估）</w:t>
+        <w:t xml:space="preserve">書脊條（設計 31×210 mm，菊16開／432頁／80g輕質估）</w:t>
       </w:r>
     </w:p>
     <w:p>
@@ -90,7 +90,7 @@
           <w:sz w:val="16"/>
           <w:szCs w:val="16"/>
         </w:rPr>
-        <w:t xml:space="preserve">90g 輕質約 28mm；請印廠以紙樣複核。正式裁切請用 PDF 第 1 頁。</w:t>
+        <w:t xml:space="preserve">90g 輕質約 35mm；請印廠以紙樣複核。正式裁切請用 PDF 第 1 頁。</w:t>
       </w:r>
     </w:p>
     <w:sectPr>

--- a/public/downloads/莊子全解-書脊.docx
+++ b/public/downloads/莊子全解-書脊.docx
@@ -15,7 +15,7 @@
           <w:sz w:val="24"/>
           <w:szCs w:val="24"/>
         </w:rPr>
-        <w:t xml:space="preserve">書脊條（設計 31×210 mm，菊16開／432頁／80g輕質估）</w:t>
+        <w:t xml:space="preserve">書脊條（設計 31×210 mm，菊16開／446頁／80g輕質估）</w:t>
       </w:r>
     </w:p>
     <w:p>
@@ -90,7 +90,7 @@
           <w:sz w:val="16"/>
           <w:szCs w:val="16"/>
         </w:rPr>
-        <w:t xml:space="preserve">90g 輕質約 35mm；請印廠以紙樣複核。正式裁切請用 PDF 第 1 頁。</w:t>
+        <w:t xml:space="preserve">90g 輕質約 36mm；請印廠以紙樣複核。正式裁切請用 PDF 第 1 頁。</w:t>
       </w:r>
     </w:p>
     <w:sectPr>

--- a/public/downloads/莊子全解-書脊.docx
+++ b/public/downloads/莊子全解-書脊.docx
@@ -15,7 +15,7 @@
           <w:sz w:val="24"/>
           <w:szCs w:val="24"/>
         </w:rPr>
-        <w:t xml:space="preserve">書脊條（設計 31×210 mm，菊16開／446頁／80g輕質估）</w:t>
+        <w:t xml:space="preserve">書脊條（設計 31×210 mm，菊16開／432頁／80g輕質估）</w:t>
       </w:r>
     </w:p>
     <w:p>
@@ -90,7 +90,7 @@
           <w:sz w:val="16"/>
           <w:szCs w:val="16"/>
         </w:rPr>
-        <w:t xml:space="preserve">90g 輕質約 36mm；請印廠以紙樣複核。正式裁切請用 PDF 第 1 頁。</w:t>
+        <w:t xml:space="preserve">90g 輕質約 35mm；請印廠以紙樣複核。正式裁切請用 PDF 第 1 頁。</w:t>
       </w:r>
     </w:p>
     <w:sectPr>

--- a/public/downloads/莊子全解-書脊.docx
+++ b/public/downloads/莊子全解-書脊.docx
@@ -15,7 +15,7 @@
           <w:sz w:val="24"/>
           <w:szCs w:val="24"/>
         </w:rPr>
-        <w:t xml:space="preserve">書脊條（設計 31×210 mm，菊16開／432頁／80g輕質估）</w:t>
+        <w:t xml:space="preserve">書脊條（設計 31×210 mm，菊16開／445頁／80g輕質估）</w:t>
       </w:r>
     </w:p>
     <w:p>
@@ -90,7 +90,7 @@
           <w:sz w:val="16"/>
           <w:szCs w:val="16"/>
         </w:rPr>
-        <w:t xml:space="preserve">90g 輕質約 35mm；請印廠以紙樣複核。正式裁切請用 PDF 第 1 頁。</w:t>
+        <w:t xml:space="preserve">90g 輕質約 36mm；請印廠以紙樣複核。正式裁切請用 PDF 第 1 頁。</w:t>
       </w:r>
     </w:p>
     <w:sectPr>

--- a/public/downloads/莊子全解-書脊.docx
+++ b/public/downloads/莊子全解-書脊.docx
@@ -15,7 +15,7 @@
           <w:sz w:val="24"/>
           <w:szCs w:val="24"/>
         </w:rPr>
-        <w:t xml:space="preserve">書脊條（設計 31×210 mm，菊16開／445頁／80g輕質估）</w:t>
+        <w:t xml:space="preserve">書脊條（設計 32×210 mm，菊16開／448頁／80g輕質估）</w:t>
       </w:r>
     </w:p>
     <w:p>

--- a/public/downloads/莊子全解-書脊.docx
+++ b/public/downloads/莊子全解-書脊.docx
@@ -15,7 +15,7 @@
           <w:sz w:val="24"/>
           <w:szCs w:val="24"/>
         </w:rPr>
-        <w:t xml:space="preserve">書脊條（設計 32×210 mm，菊16開／448頁／80g輕質估）</w:t>
+        <w:t xml:space="preserve">書脊條（設計 32×210 mm，菊16開／450頁／80g輕質估）</w:t>
       </w:r>
     </w:p>
     <w:p>

--- a/public/downloads/莊子全解-書脊.docx
+++ b/public/downloads/莊子全解-書脊.docx
@@ -90,7 +90,7 @@
           <w:sz w:val="16"/>
           <w:szCs w:val="16"/>
         </w:rPr>
-        <w:t xml:space="preserve">90g 輕質約 36mm；請印廠以紙樣複核。正式裁切請用 PDF 第 1 頁。</w:t>
+        <w:t xml:space="preserve">單本數位：書衣＋霧沙金見 PDF 說明頁。90g 約 36mm、80g 道林約 25mm；請紙樣複核。上機用 PDF 第 1 頁。</w:t>
       </w:r>
     </w:p>
     <w:sectPr>
